--- a/job-search/resumes/03_Morgan_Stanley_Principal_Technical_Business_Analyst.docx
+++ b/job-search/resumes/03_Morgan_Stanley_Principal_Technical_Business_Analyst.docx
@@ -56,7 +56,7 @@
     </w:p>
     <w:p>
       <w:pPr>
-        <w:spacing w:after="60" w:before="160" w:line="240" w:lineRule="auto"/>
+        <w:spacing w:after="60" w:before="140" w:line="240" w:lineRule="auto"/>
         <w:pBdr>
           <w:bottom w:val="single" w:sz="6" w:space="2" w:color="BFBFBF"/>
         </w:pBdr>
@@ -84,12 +84,12 @@
           <w:i w:val="0"/>
           <w:sz w:val="20"/>
         </w:rPr>
-        <w:t>Data professional with 6+ years operationalising data governance — standards, quality controls, master data and metadata — so that enterprise reporting stays trusted and auditable. Hands-on with data quality controls, lineage, stewardship and ERP master data, including a full SAP migration delivered at 100% data integrity. Writes user stories and acceptance criteria, authors test cases, partners with QA through defect triage, and drives UAT and business acceptance to formal sign-off. Comfortable across SAP, SQL Server, Snowflake and Informatica, performing impact and scope analysis over integrated systems before build. M.S. Information Systems; B.E. Industrial Engineering.</w:t>
+        <w:t>Business analyst with 6+ years acting as the bridge between business partners and technical teams, translating business need into requirements that hold through design, build, testing and release. Writes user stories and acceptance criteria, authors test cases, partners with QA through defect triage, and drives UAT and business acceptance to formal sign-off. Delivered a full SAP migration at 100% data integrity with a 40% drop in data entry errors, under documented quality controls and auditable, lineage-traceable data flows. Advanced SQL and Python with Power BI and Tableau — dashboards that cut reporting time 30% and KPI frameworks presented monthly to senior leadership.</w:t>
       </w:r>
     </w:p>
     <w:p>
       <w:pPr>
-        <w:spacing w:after="60" w:before="160" w:line="240" w:lineRule="auto"/>
+        <w:spacing w:after="60" w:before="140" w:line="240" w:lineRule="auto"/>
         <w:pBdr>
           <w:bottom w:val="single" w:sz="6" w:space="2" w:color="BFBFBF"/>
         </w:pBdr>
@@ -117,12 +117,12 @@
           <w:i w:val="0"/>
           <w:sz w:val="19"/>
         </w:rPr>
-        <w:t>Requirements Elicitation &amp; Documentation  ·  User Stories &amp; Acceptance Criteria  ·  UAT &amp; Business Acceptance Testing  ·  Test Case Authoring &amp; QA Partnership  ·  Current/Future-State Process Analysis  ·  Requirements Traceability  ·  Data Governance &amp; Quality Controls  ·  Master Data, Metadata &amp; Lineage  ·  Data Stewardship &amp; Auditability  ·  Regulatory &amp; Compliance Reporting  ·  Systems &amp; Integration Impact Analysis  ·  ERP (SAP) Implementation Support</w:t>
+        <w:t>regulatory &amp; compliance reporting  ·  auditability &amp; controls  ·  Agile  ·  stakeholder management  ·  solution documentation  ·  SQL (advanced)  ·  operational &amp; executive reporting  ·  business requirements gathering  ·  requirements elicitation  ·  user stories  ·  UAT / user acceptance testing  ·  data validation  ·  data modeling  ·  system &amp; data integration</w:t>
       </w:r>
     </w:p>
     <w:p>
       <w:pPr>
-        <w:spacing w:after="60" w:before="160" w:line="240" w:lineRule="auto"/>
+        <w:spacing w:after="60" w:before="140" w:line="240" w:lineRule="auto"/>
         <w:pBdr>
           <w:bottom w:val="single" w:sz="6" w:space="2" w:color="BFBFBF"/>
         </w:pBdr>
@@ -149,14 +149,14 @@
           <w:b/>
           <w:sz w:val="20"/>
         </w:rPr>
-        <w:t xml:space="preserve">Business Analysis: </w:t>
+        <w:t xml:space="preserve">Data Governance: </w:t>
       </w:r>
       <w:r>
         <w:rPr>
           <w:rFonts w:ascii="Calibri" w:hAnsi="Calibri"/>
           <w:sz w:val="20"/>
         </w:rPr>
-        <w:t>Requirements elicitation, functional &amp; non-functional specs, user stories, acceptance criteria, process flows (Visio), current/future-state and gap analysis</w:t>
+        <w:t>regulatory &amp; compliance reporting, auditability &amp; controls</w:t>
       </w:r>
     </w:p>
     <w:p>
@@ -176,7 +176,7 @@
           <w:rFonts w:ascii="Calibri" w:hAnsi="Calibri"/>
           <w:sz w:val="20"/>
         </w:rPr>
-        <w:t>Agile/Scrum, SAFe, Waterfall, hybrid delivery, JIRA, Confluence, Smartsheet, Lean, root cause analysis</w:t>
+        <w:t>Agile, stakeholder management, Agile/Scrum, Waterfall, JIRA, Confluence</w:t>
       </w:r>
     </w:p>
     <w:p>
@@ -189,34 +189,14 @@
           <w:b/>
           <w:sz w:val="20"/>
         </w:rPr>
-        <w:t xml:space="preserve">Data Governance: </w:t>
+        <w:t xml:space="preserve">Business Analysis: </w:t>
       </w:r>
       <w:r>
         <w:rPr>
           <w:rFonts w:ascii="Calibri" w:hAnsi="Calibri"/>
           <w:sz w:val="20"/>
         </w:rPr>
-        <w:t>Governance operating models, data quality controls, master data management, metadata &amp; lineage, stewardship, auditability</w:t>
-      </w:r>
-    </w:p>
-    <w:p>
-      <w:pPr>
-        <w:spacing w:after="20" w:before="0" w:line="240" w:lineRule="auto"/>
-      </w:pPr>
-      <w:r>
-        <w:rPr>
-          <w:rFonts w:ascii="Calibri" w:hAnsi="Calibri"/>
-          <w:b/>
-          <w:sz w:val="20"/>
-        </w:rPr>
-        <w:t xml:space="preserve">Analytics &amp; Querying: </w:t>
-      </w:r>
-      <w:r>
-        <w:rPr>
-          <w:rFonts w:ascii="Calibri" w:hAnsi="Calibri"/>
-          <w:sz w:val="20"/>
-        </w:rPr>
-        <w:t>SQL (advanced), Python (Pandas, NumPy, Scikit-learn), Excel (advanced), SAS, VBA, PowerShell</w:t>
+        <w:t>solution documentation, business requirements gathering, requirements elicitation, user stories</w:t>
       </w:r>
     </w:p>
     <w:p>
@@ -236,7 +216,7 @@
           <w:rFonts w:ascii="Calibri" w:hAnsi="Calibri"/>
           <w:sz w:val="20"/>
         </w:rPr>
-        <w:t>Test scenarios &amp; test cases, test data preparation, QA partnership, defect triage, UAT and business acceptance</w:t>
+        <w:t>UAT / user acceptance testing, data validation</w:t>
       </w:r>
     </w:p>
     <w:p>
@@ -256,12 +236,52 @@
           <w:rFonts w:ascii="Calibri" w:hAnsi="Calibri"/>
           <w:sz w:val="20"/>
         </w:rPr>
-        <w:t>ETL pipeline development, Informatica, large-dataset cleaning &amp; processing, data modeling, database design, system integration</w:t>
+        <w:t>data modeling, system &amp; data integration, ETL pipeline development, Informatica</w:t>
       </w:r>
     </w:p>
     <w:p>
       <w:pPr>
-        <w:spacing w:after="60" w:before="160" w:line="240" w:lineRule="auto"/>
+        <w:spacing w:after="20" w:before="0" w:line="240" w:lineRule="auto"/>
+      </w:pPr>
+      <w:r>
+        <w:rPr>
+          <w:rFonts w:ascii="Calibri" w:hAnsi="Calibri"/>
+          <w:b/>
+          <w:sz w:val="20"/>
+        </w:rPr>
+        <w:t xml:space="preserve">Languages &amp; Querying: </w:t>
+      </w:r>
+      <w:r>
+        <w:rPr>
+          <w:rFonts w:ascii="Calibri" w:hAnsi="Calibri"/>
+          <w:sz w:val="20"/>
+        </w:rPr>
+        <w:t>SQL (advanced), Python (Pandas, NumPy, Scikit-learn), Excel (advanced), VBA</w:t>
+      </w:r>
+    </w:p>
+    <w:p>
+      <w:pPr>
+        <w:spacing w:after="20" w:before="0" w:line="240" w:lineRule="auto"/>
+      </w:pPr>
+      <w:r>
+        <w:rPr>
+          <w:rFonts w:ascii="Calibri" w:hAnsi="Calibri"/>
+          <w:b/>
+          <w:sz w:val="20"/>
+        </w:rPr>
+        <w:t xml:space="preserve">BI &amp; Visualization: </w:t>
+      </w:r>
+      <w:r>
+        <w:rPr>
+          <w:rFonts w:ascii="Calibri" w:hAnsi="Calibri"/>
+          <w:sz w:val="20"/>
+        </w:rPr>
+        <w:t>operational &amp; executive reporting, Power BI (DAX, Power Query), Tableau, SSRS, dashboards, KPI design &amp; monitoring</w:t>
+      </w:r>
+    </w:p>
+    <w:p>
+      <w:pPr>
+        <w:spacing w:after="60" w:before="140" w:line="240" w:lineRule="auto"/>
         <w:pBdr>
           <w:bottom w:val="single" w:sz="6" w:space="2" w:color="BFBFBF"/>
         </w:pBdr>
@@ -317,48 +337,6 @@
           <w:rFonts w:ascii="Calibri" w:hAnsi="Calibri"/>
           <w:sz w:val="20"/>
         </w:rPr>
-        <w:t>Elicit business, functional and non-functional requirements from non-technical stakeholders and translate them into documented specifications, user stories and acceptance criteria.</w:t>
-      </w:r>
-    </w:p>
-    <w:p>
-      <w:pPr>
-        <w:pStyle w:val="ListBullet"/>
-        <w:spacing w:after="40" w:before="0" w:line="240" w:lineRule="auto"/>
-        <w:ind w:left="259" w:hanging="187"/>
-      </w:pPr>
-      <w:r>
-        <w:rPr>
-          <w:rFonts w:ascii="Calibri" w:hAnsi="Calibri"/>
-          <w:sz w:val="20"/>
-        </w:rPr>
-        <w:t>Maintain requirements traceability and version control across delivery cycles, keeping changes auditable from initial request through release.</w:t>
-      </w:r>
-    </w:p>
-    <w:p>
-      <w:pPr>
-        <w:pStyle w:val="ListBullet"/>
-        <w:spacing w:after="40" w:before="0" w:line="240" w:lineRule="auto"/>
-        <w:ind w:left="259" w:hanging="187"/>
-      </w:pPr>
-      <w:r>
-        <w:rPr>
-          <w:rFonts w:ascii="Calibri" w:hAnsi="Calibri"/>
-          <w:sz w:val="20"/>
-        </w:rPr>
-        <w:t>Analyze current- and future-state business processes to identify gaps, dependencies and improvement opportunities ahead of build.</w:t>
-      </w:r>
-    </w:p>
-    <w:p>
-      <w:pPr>
-        <w:pStyle w:val="ListBullet"/>
-        <w:spacing w:after="40" w:before="0" w:line="240" w:lineRule="auto"/>
-        <w:ind w:left="259" w:hanging="187"/>
-      </w:pPr>
-      <w:r>
-        <w:rPr>
-          <w:rFonts w:ascii="Calibri" w:hAnsi="Calibri"/>
-          <w:sz w:val="20"/>
-        </w:rPr>
         <w:t>Execute SQL against backend databases for extraction, validation and reconciliation, confirming delivered data matches documented requirements before release.</w:t>
       </w:r>
     </w:p>
@@ -387,7 +365,21 @@
           <w:rFonts w:ascii="Calibri" w:hAnsi="Calibri"/>
           <w:sz w:val="20"/>
         </w:rPr>
-        <w:t>Built analytical models for the transportation function that exposed critical deficiencies in the bidding process, delivering recommendations worth $10M in annual cost savings.</w:t>
+        <w:t>Engineered and deployed interactive Power BI dashboards integrating disparate enterprise data sources, cutting reporting time 30% and generating $20,000 in annual savings.</w:t>
+      </w:r>
+    </w:p>
+    <w:p>
+      <w:pPr>
+        <w:pStyle w:val="ListBullet"/>
+        <w:spacing w:after="40" w:before="0" w:line="240" w:lineRule="auto"/>
+        <w:ind w:left="259" w:hanging="187"/>
+      </w:pPr>
+      <w:r>
+        <w:rPr>
+          <w:rFonts w:ascii="Calibri" w:hAnsi="Calibri"/>
+          <w:sz w:val="20"/>
+        </w:rPr>
+        <w:t>Developed SQL and Python analyses across large-scale sales datasets to surface demand-supply imbalances, improving forecast accuracy 25% and informing inventory and capacity decisions.</w:t>
       </w:r>
     </w:p>
     <w:p>
@@ -415,7 +407,35 @@
           <w:rFonts w:ascii="Calibri" w:hAnsi="Calibri"/>
           <w:sz w:val="20"/>
         </w:rPr>
-        <w:t>Own data quality and governance processes across cross-functional analytics initiatives, maintaining review controls, ownership clarity and standards adoption that keep enterprise reporting trusted.</w:t>
+        <w:t>Elicit business, functional and non-functional requirements from non-technical stakeholders and translate them into documented specifications, user stories and acceptance criteria.</w:t>
+      </w:r>
+    </w:p>
+    <w:p>
+      <w:pPr>
+        <w:pStyle w:val="ListBullet"/>
+        <w:spacing w:after="40" w:before="0" w:line="240" w:lineRule="auto"/>
+        <w:ind w:left="259" w:hanging="187"/>
+      </w:pPr>
+      <w:r>
+        <w:rPr>
+          <w:rFonts w:ascii="Calibri" w:hAnsi="Calibri"/>
+          <w:sz w:val="20"/>
+        </w:rPr>
+        <w:t>Build and automate Python and SQL data pipelines and reporting applications released through CI/CD practices on cloud infrastructure.</w:t>
+      </w:r>
+    </w:p>
+    <w:p>
+      <w:pPr>
+        <w:pStyle w:val="ListBullet"/>
+        <w:spacing w:after="40" w:before="0" w:line="240" w:lineRule="auto"/>
+        <w:ind w:left="259" w:hanging="187"/>
+      </w:pPr>
+      <w:r>
+        <w:rPr>
+          <w:rFonts w:ascii="Calibri" w:hAnsi="Calibri"/>
+          <w:sz w:val="20"/>
+        </w:rPr>
+        <w:t>Partnered with product and operations teams to turn analysis into process improvements, contributing to a $10,000 monthly labor cost reduction.</w:t>
       </w:r>
     </w:p>
     <w:p>
@@ -471,35 +491,7 @@
           <w:rFonts w:ascii="Calibri" w:hAnsi="Calibri"/>
           <w:sz w:val="20"/>
         </w:rPr>
-        <w:t>Established a standardized Informatica ETL operating procedure for product data ingestion into SAP, creating consistent, auditable and lineage-traceable data flows across business functions.</w:t>
-      </w:r>
-    </w:p>
-    <w:p>
-      <w:pPr>
-        <w:pStyle w:val="ListBullet"/>
-        <w:spacing w:after="40" w:before="0" w:line="240" w:lineRule="auto"/>
-        <w:ind w:left="259" w:hanging="187"/>
-      </w:pPr>
-      <w:r>
-        <w:rPr>
-          <w:rFonts w:ascii="Calibri" w:hAnsi="Calibri"/>
-          <w:sz w:val="20"/>
-        </w:rPr>
-        <w:t>Performed impact and scope analysis across supported applications and integrations, identifying systems impacts, dependencies and requirement gaps before build.</w:t>
-      </w:r>
-    </w:p>
-    <w:p>
-      <w:pPr>
-        <w:pStyle w:val="ListBullet"/>
-        <w:spacing w:after="40" w:before="0" w:line="240" w:lineRule="auto"/>
-        <w:ind w:left="259" w:hanging="187"/>
-      </w:pPr>
-      <w:r>
-        <w:rPr>
-          <w:rFonts w:ascii="Calibri" w:hAnsi="Calibri"/>
-          <w:sz w:val="20"/>
-        </w:rPr>
-        <w:t>Managed analytics delivery under Agile/Scrum and Waterfall in JIRA, tracking work items, owners, status, dependencies and risks while aligning stakeholders on roadmaps.</w:t>
+        <w:t>Managed and analyzed data for 1,000+ pharmaceutical SKUs across East and West Africa, building reporting infrastructure to monitor supply-demand balance and flag inventory risk in real time.</w:t>
       </w:r>
     </w:p>
     <w:p>
@@ -527,6 +519,34 @@
           <w:rFonts w:ascii="Calibri" w:hAnsi="Calibri"/>
           <w:sz w:val="20"/>
         </w:rPr>
+        <w:t>Established a standardized Informatica ETL operating procedure for product data ingestion into SAP, creating consistent, auditable and lineage-traceable data flows across business functions.</w:t>
+      </w:r>
+    </w:p>
+    <w:p>
+      <w:pPr>
+        <w:pStyle w:val="ListBullet"/>
+        <w:spacing w:after="40" w:before="0" w:line="240" w:lineRule="auto"/>
+        <w:ind w:left="259" w:hanging="187"/>
+      </w:pPr>
+      <w:r>
+        <w:rPr>
+          <w:rFonts w:ascii="Calibri" w:hAnsi="Calibri"/>
+          <w:sz w:val="20"/>
+        </w:rPr>
+        <w:t>Conducted cost-benefit and root cause analysis in SQL, Power BI and Tableau across pharmaceutical operations, identifying inefficiencies that drove a $50M reduction in logistics costs.</w:t>
+      </w:r>
+    </w:p>
+    <w:p>
+      <w:pPr>
+        <w:pStyle w:val="ListBullet"/>
+        <w:spacing w:after="40" w:before="0" w:line="240" w:lineRule="auto"/>
+        <w:ind w:left="259" w:hanging="187"/>
+      </w:pPr>
+      <w:r>
+        <w:rPr>
+          <w:rFonts w:ascii="Calibri" w:hAnsi="Calibri"/>
+          <w:sz w:val="20"/>
+        </w:rPr>
         <w:t>Validated delivered functionality against documented requirements through structured business acceptance testing at cutover.</w:t>
       </w:r>
     </w:p>
@@ -541,12 +561,12 @@
           <w:rFonts w:ascii="Calibri" w:hAnsi="Calibri"/>
           <w:sz w:val="20"/>
         </w:rPr>
-        <w:t>Coordinated data collection across markets, updating collection tools and processes to yield statistically reliable and informative data for program assessment.</w:t>
+        <w:t>Improved demand forecast accuracy 20% through recurring performance reviews with planners and business subject-matter experts, using statistical models and historical trend analysis.</w:t>
       </w:r>
     </w:p>
     <w:p>
       <w:pPr>
-        <w:spacing w:after="60" w:before="160" w:line="240" w:lineRule="auto"/>
+        <w:spacing w:after="60" w:before="140" w:line="240" w:lineRule="auto"/>
         <w:pBdr>
           <w:bottom w:val="single" w:sz="6" w:space="2" w:color="BFBFBF"/>
         </w:pBdr>
@@ -621,7 +641,7 @@
     </w:p>
     <w:sectPr>
       <w:pgSz w:w="12240" w:h="15840"/>
-      <w:pgMar w:top="720" w:right="936" w:bottom="720" w:left="936" w:header="720" w:footer="720" w:gutter="0"/>
+      <w:pgMar w:top="720" w:right="864" w:bottom="720" w:left="864" w:header="720" w:footer="720" w:gutter="0"/>
       <w:cols w:space="720"/>
       <w:docGrid w:linePitch="360"/>
     </w:sectPr>
